--- a/docs/Level1/高中英语语法切片-Level1-第08课-名词分类与可数不可数.docx
+++ b/docs/Level1/高中英语语法切片-Level1-第08课-名词分类与可数不可数.docx
@@ -2284,7 +2284,7 @@
           <w:sz w:val="24"/>
           <w:szCs w:val="24"/>
         </w:rPr>
-        <w:t xml:space="preserve">第二步，不可数就不加 s。</w:t>
+        <w:t xml:space="preserve">第二步，不可数就不加 s。这一步你没问题吧？</w:t>
       </w:r>
     </w:p>
     <w:p>

--- a/docs/Level1/高中英语语法切片-Level1-第08课-名词分类与可数不可数.docx
+++ b/docs/Level1/高中英语语法切片-Level1-第08课-名词分类与可数不可数.docx
@@ -3361,105 +3361,161 @@
           <w:sz w:val="24"/>
           <w:szCs w:val="24"/>
         </w:rPr>
-        <w:t xml:space="preserve">题目：We have plenty of ____________ (time) to finish the ____________ (work) before Friday.</w:t>
-      </w:r>
-    </w:p>
-    <w:p>
-      <w:pPr>
-        <w:spacing w:after="160" w:line="380"/>
-        <w:ind w:firstLine="480"/>
-      </w:pPr>
-      <w:r>
-        <w:rPr>
-          <w:rFonts w:ascii="SimSun" w:cs="SimSun" w:eastAsia="SimSun" w:hAnsi="SimSun"/>
-          <w:sz w:val="24"/>
-          <w:szCs w:val="24"/>
-        </w:rPr>
-        <w:t xml:space="preserve">两个空，你先自己写。</w:t>
-      </w:r>
-    </w:p>
-    <w:p>
-      <w:pPr>
-        <w:spacing w:after="160" w:line="380"/>
-        <w:ind w:firstLine="480"/>
-      </w:pPr>
-      <w:r>
-        <w:rPr>
-          <w:rFonts w:ascii="SimSun" w:cs="SimSun" w:eastAsia="SimSun" w:hAnsi="SimSun"/>
-          <w:sz w:val="24"/>
-          <w:szCs w:val="24"/>
-        </w:rPr>
-        <w:t xml:space="preserve">写完了？先看第一个空。time 在这儿是什么意思？</w:t>
-      </w:r>
-    </w:p>
-    <w:p>
-      <w:pPr>
-        <w:spacing w:after="160" w:line="380"/>
-        <w:ind w:firstLine="480"/>
-      </w:pPr>
-      <w:r>
-        <w:rPr>
-          <w:rFonts w:ascii="SimSun" w:cs="SimSun" w:eastAsia="SimSun" w:hAnsi="SimSun"/>
-          <w:sz w:val="24"/>
-          <w:szCs w:val="24"/>
-        </w:rPr>
-        <w:t xml:space="preserve">plenty of time，充足的时间。说的是时间，不是次数。</w:t>
-      </w:r>
-    </w:p>
-    <w:p>
-      <w:pPr>
-        <w:spacing w:after="160" w:line="380"/>
-        <w:ind w:firstLine="480"/>
-      </w:pPr>
-      <w:r>
-        <w:rPr>
-          <w:rFonts w:ascii="SimSun" w:cs="SimSun" w:eastAsia="SimSun" w:hAnsi="SimSun"/>
-          <w:sz w:val="24"/>
-          <w:szCs w:val="24"/>
-        </w:rPr>
-        <w:t xml:space="preserve">时间不可数，所以原样填 time，不加 s。</w:t>
-      </w:r>
-    </w:p>
-    <w:p>
-      <w:pPr>
-        <w:spacing w:after="160" w:line="380"/>
-        <w:ind w:firstLine="480"/>
-      </w:pPr>
-      <w:r>
-        <w:rPr>
-          <w:rFonts w:ascii="SimSun" w:cs="SimSun" w:eastAsia="SimSun" w:hAnsi="SimSun"/>
-          <w:sz w:val="24"/>
-          <w:szCs w:val="24"/>
-        </w:rPr>
-        <w:t xml:space="preserve">再看第二个空。work 在这儿是工作，不可数，也不加 s。</w:t>
-      </w:r>
-    </w:p>
-    <w:p>
-      <w:pPr>
-        <w:spacing w:after="160" w:line="380"/>
-        <w:ind w:firstLine="480"/>
-      </w:pPr>
-      <w:r>
-        <w:rPr>
-          <w:rFonts w:ascii="SimSun" w:cs="SimSun" w:eastAsia="SimSun" w:hAnsi="SimSun"/>
-          <w:sz w:val="24"/>
-          <w:szCs w:val="24"/>
-        </w:rPr>
-        <w:t xml:space="preserve">我提醒你：如果这里想说「作品」，那才是 works。可这句话说的是在周五前完成工作，所以是 work。</w:t>
-      </w:r>
-    </w:p>
-    <w:p>
-      <w:pPr>
-        <w:spacing w:after="160" w:line="380"/>
-        <w:ind w:firstLine="480"/>
-      </w:pPr>
-      <w:r>
-        <w:rPr>
-          <w:rFonts w:ascii="SimSun" w:cs="SimSun" w:eastAsia="SimSun" w:hAnsi="SimSun"/>
-          <w:sz w:val="24"/>
-          <w:szCs w:val="24"/>
-        </w:rPr>
-        <w:t xml:space="preserve">所以两个空分别填 time 和 work。</w:t>
+        <w:t xml:space="preserve">题目：下面两句话里都有 room，请分别说出它可数还是不可数，并说明理由。第一句：There is no room for the piano here. 第二句：This hotel has forty rooms.</w:t>
+      </w:r>
+    </w:p>
+    <w:p>
+      <w:pPr>
+        <w:spacing w:after="160" w:line="380"/>
+        <w:ind w:firstLine="480"/>
+      </w:pPr>
+      <w:r>
+        <w:rPr>
+          <w:rFonts w:ascii="SimSun" w:cs="SimSun" w:eastAsia="SimSun" w:hAnsi="SimSun"/>
+          <w:sz w:val="24"/>
+          <w:szCs w:val="24"/>
+        </w:rPr>
+        <w:t xml:space="preserve">这道题你先自己判断，两句都写下理由。</w:t>
+      </w:r>
+    </w:p>
+    <w:p>
+      <w:pPr>
+        <w:spacing w:after="160" w:line="380"/>
+        <w:ind w:firstLine="480"/>
+      </w:pPr>
+      <w:r>
+        <w:rPr>
+          <w:rFonts w:ascii="SimSun" w:cs="SimSun" w:eastAsia="SimSun" w:hAnsi="SimSun"/>
+          <w:sz w:val="24"/>
+          <w:szCs w:val="24"/>
+        </w:rPr>
+        <w:t xml:space="preserve">写完了吗？room 这个词身兼两职，我们一句一句看。</w:t>
+      </w:r>
+    </w:p>
+    <w:p>
+      <w:pPr>
+        <w:spacing w:after="160" w:line="380"/>
+        <w:ind w:firstLine="480"/>
+      </w:pPr>
+      <w:r>
+        <w:rPr>
+          <w:rFonts w:ascii="SimSun" w:cs="SimSun" w:eastAsia="SimSun" w:hAnsi="SimSun"/>
+          <w:sz w:val="24"/>
+          <w:szCs w:val="24"/>
+        </w:rPr>
+        <w:t xml:space="preserve">第一句，There is no room for the piano here，这儿放不下钢琴。</w:t>
+      </w:r>
+    </w:p>
+    <w:p>
+      <w:pPr>
+        <w:spacing w:after="160" w:line="380"/>
+        <w:ind w:firstLine="480"/>
+      </w:pPr>
+      <w:r>
+        <w:rPr>
+          <w:rFonts w:ascii="SimSun" w:cs="SimSun" w:eastAsia="SimSun" w:hAnsi="SimSun"/>
+          <w:sz w:val="24"/>
+          <w:szCs w:val="24"/>
+        </w:rPr>
+        <w:t xml:space="preserve">你注意这个意思——它说的不是房间，是空间、地方。</w:t>
+      </w:r>
+    </w:p>
+    <w:p>
+      <w:pPr>
+        <w:spacing w:after="160" w:line="380"/>
+        <w:ind w:firstLine="480"/>
+      </w:pPr>
+      <w:r>
+        <w:rPr>
+          <w:rFonts w:ascii="SimSun" w:cs="SimSun" w:eastAsia="SimSun" w:hAnsi="SimSun"/>
+          <w:sz w:val="24"/>
+          <w:szCs w:val="24"/>
+        </w:rPr>
+        <w:t xml:space="preserve">空间这个东西你能一个一个数吗？不能。所以这儿的 room 不可数。</w:t>
+      </w:r>
+    </w:p>
+    <w:p>
+      <w:pPr>
+        <w:spacing w:after="160" w:line="380"/>
+        <w:ind w:firstLine="480"/>
+      </w:pPr>
+      <w:r>
+        <w:rPr>
+          <w:rFonts w:ascii="SimSun" w:cs="SimSun" w:eastAsia="SimSun" w:hAnsi="SimSun"/>
+          <w:sz w:val="24"/>
+          <w:szCs w:val="24"/>
+        </w:rPr>
+        <w:t xml:space="preserve">证据也很明显：它前面没有冠词，也没加 s，谓语用的是 is。</w:t>
+      </w:r>
+    </w:p>
+    <w:p>
+      <w:pPr>
+        <w:spacing w:after="160" w:line="380"/>
+        <w:ind w:firstLine="480"/>
+      </w:pPr>
+      <w:r>
+        <w:rPr>
+          <w:rFonts w:ascii="SimSun" w:cs="SimSun" w:eastAsia="SimSun" w:hAnsi="SimSun"/>
+          <w:sz w:val="24"/>
+          <w:szCs w:val="24"/>
+        </w:rPr>
+        <w:t xml:space="preserve">第二句，This hotel has forty rooms，这家酒店有四十个房间。</w:t>
+      </w:r>
+    </w:p>
+    <w:p>
+      <w:pPr>
+        <w:spacing w:after="160" w:line="380"/>
+        <w:ind w:firstLine="480"/>
+      </w:pPr>
+      <w:r>
+        <w:rPr>
+          <w:rFonts w:ascii="SimSun" w:cs="SimSun" w:eastAsia="SimSun" w:hAnsi="SimSun"/>
+          <w:sz w:val="24"/>
+          <w:szCs w:val="24"/>
+        </w:rPr>
+        <w:t xml:space="preserve">这回说的是房间，一间一间能数，所以可数。</w:t>
+      </w:r>
+    </w:p>
+    <w:p>
+      <w:pPr>
+        <w:spacing w:after="160" w:line="380"/>
+        <w:ind w:firstLine="480"/>
+      </w:pPr>
+      <w:r>
+        <w:rPr>
+          <w:rFonts w:ascii="SimSun" w:cs="SimSun" w:eastAsia="SimSun" w:hAnsi="SimSun"/>
+          <w:sz w:val="24"/>
+          <w:szCs w:val="24"/>
+        </w:rPr>
+        <w:t xml:space="preserve">证据是前面有数词 forty，后面加了 s。</w:t>
+      </w:r>
+    </w:p>
+    <w:p>
+      <w:pPr>
+        <w:spacing w:after="160" w:line="380"/>
+        <w:ind w:firstLine="480"/>
+      </w:pPr>
+      <w:r>
+        <w:rPr>
+          <w:rFonts w:ascii="SimSun" w:cs="SimSun" w:eastAsia="SimSun" w:hAnsi="SimSun"/>
+          <w:sz w:val="24"/>
+          <w:szCs w:val="24"/>
+        </w:rPr>
+        <w:t xml:space="preserve">同一个词，意思一变，可数性跟着变。判断的时候你先看语境，别看词。</w:t>
+      </w:r>
+    </w:p>
+    <w:p>
+      <w:pPr>
+        <w:spacing w:after="160" w:line="380"/>
+        <w:ind w:firstLine="480"/>
+      </w:pPr>
+      <w:r>
+        <w:rPr>
+          <w:rFonts w:ascii="SimSun" w:cs="SimSun" w:eastAsia="SimSun" w:hAnsi="SimSun"/>
+          <w:sz w:val="24"/>
+          <w:szCs w:val="24"/>
+        </w:rPr>
+        <w:t xml:space="preserve">所以第一句的 room 不可数，第二句的 room 可数。</w:t>
       </w:r>
     </w:p>
     <w:p>

--- a/docs/Level1/高中英语语法切片-Level1-第08课-名词分类与可数不可数.docx
+++ b/docs/Level1/高中英语语法切片-Level1-第08课-名词分类与可数不可数.docx
@@ -2170,7 +2170,7 @@
           <w:sz w:val="24"/>
           <w:szCs w:val="24"/>
         </w:rPr>
-        <w:t xml:space="preserve">方法讲完了。我们看两道例题。</w:t>
+        <w:t xml:space="preserve">方法都给你了。我们拿两道例题练练手。</w:t>
       </w:r>
     </w:p>
     <w:p>
@@ -2340,7 +2340,7 @@
           <w:sz w:val="24"/>
           <w:szCs w:val="24"/>
         </w:rPr>
-        <w:t xml:space="preserve">第二道例题，这回我不提示。</w:t>
+        <w:t xml:space="preserve">第二道例题，我不给提示了。</w:t>
       </w:r>
     </w:p>
     <w:p>
@@ -3811,7 +3811,7 @@
           <w:sz w:val="24"/>
           <w:szCs w:val="24"/>
         </w:rPr>
-        <w:t xml:space="preserve">最后三件事，你考场上得练成条件反射。</w:t>
+        <w:t xml:space="preserve">最后三条，考场上你要下意识地去查。</w:t>
       </w:r>
     </w:p>
     <w:p>

--- a/docs/Level1/高中英语语法切片-Level1-第08课-名词分类与可数不可数.docx
+++ b/docs/Level1/高中英语语法切片-Level1-第08课-名词分类与可数不可数.docx
@@ -85,6 +85,20 @@
           <w:sz w:val="24"/>
           <w:szCs w:val="24"/>
         </w:rPr>
+        <w:t xml:space="preserve">第一课我们说过，英语单词分十类，名词排第一位。现在我们回过头来把它抠透。</w:t>
+      </w:r>
+    </w:p>
+    <w:p>
+      <w:pPr>
+        <w:spacing w:after="160" w:line="380"/>
+        <w:ind w:firstLine="480"/>
+      </w:pPr>
+      <w:r>
+        <w:rPr>
+          <w:rFonts w:ascii="SimSun" w:cs="SimSun" w:eastAsia="SimSun" w:hAnsi="SimSun"/>
+          <w:sz w:val="24"/>
+          <w:szCs w:val="24"/>
+        </w:rPr>
         <w:t xml:space="preserve">第一站是名词。</w:t>
       </w:r>
     </w:p>
@@ -170,6 +184,20 @@
           <w:szCs w:val="24"/>
         </w:rPr>
         <w:t xml:space="preserve">所以今天这节课，我们就解决一件事：怎么判断一个名词可数还是不可数。</w:t>
+      </w:r>
+    </w:p>
+    <w:p>
+      <w:pPr>
+        <w:spacing w:after="160" w:line="380"/>
+        <w:ind w:firstLine="480"/>
+      </w:pPr>
+      <w:r>
+        <w:rPr>
+          <w:rFonts w:ascii="SimSun" w:cs="SimSun" w:eastAsia="SimSun" w:hAnsi="SimSun"/>
+          <w:sz w:val="24"/>
+          <w:szCs w:val="24"/>
+        </w:rPr>
+        <w:t xml:space="preserve">这一步为什么重要？因为第三课我们钉死过一条——宾语只收名词性成分。名词用错了形式，那个位置就站不住。</w:t>
       </w:r>
     </w:p>
     <w:p>

--- a/docs/Level1/高中英语语法切片-Level1-第08课-名词分类与可数不可数.docx
+++ b/docs/Level1/高中英语语法切片-Level1-第08课-名词分类与可数不可数.docx
@@ -127,7 +127,7 @@
           <w:sz w:val="24"/>
           <w:szCs w:val="24"/>
         </w:rPr>
-        <w:t xml:space="preserve">我给你说个数你就明白了。</w:t>
+        <w:t xml:space="preserve">我跟你说，我给你说个数你就明白了。</w:t>
       </w:r>
     </w:p>
     <w:p>
@@ -339,7 +339,7 @@
           <w:sz w:val="24"/>
           <w:szCs w:val="24"/>
         </w:rPr>
-        <w:t xml:space="preserve">你想想，建议这个东西，你能数出「一个建议、两个建议」吗？</w:t>
+        <w:t xml:space="preserve">你想想啊，建议这个东西，你能数出「一个建议、两个建议」吗？</w:t>
       </w:r>
     </w:p>
     <w:p>
@@ -537,7 +537,7 @@
           <w:sz w:val="24"/>
           <w:szCs w:val="24"/>
         </w:rPr>
-        <w:t xml:space="preserve">括号里给的是 person，人。person 的复数怎么变？</w:t>
+        <w:t xml:space="preserve">括号里给的是 person，人。person 的复数怎么变呢？</w:t>
       </w:r>
     </w:p>
     <w:p>
@@ -1344,6 +1344,20 @@
           <w:sz w:val="24"/>
           <w:szCs w:val="24"/>
         </w:rPr>
+        <w:t xml:space="preserve">对了，补一句：这一条你现在可能觉得没什么，等考试碰上你就知道值钱了。</w:t>
+      </w:r>
+    </w:p>
+    <w:p>
+      <w:pPr>
+        <w:spacing w:after="160" w:line="380"/>
+        <w:ind w:firstLine="480"/>
+      </w:pPr>
+      <w:r>
+        <w:rPr>
+          <w:rFonts w:ascii="SimSun" w:cs="SimSun" w:eastAsia="SimSun" w:hAnsi="SimSun"/>
+          <w:sz w:val="24"/>
+          <w:szCs w:val="24"/>
+        </w:rPr>
         <w:t xml:space="preserve">错了几道不要紧，可数不可数本来就是名词这块最容易翻车的地方。我们现在一条一条说清楚。</w:t>
       </w:r>
     </w:p>
@@ -1498,49 +1512,49 @@
           <w:sz w:val="24"/>
           <w:szCs w:val="24"/>
         </w:rPr>
-        <w:t xml:space="preserve">你看，三件事全靠它。所以这一条判断错了，后面全错。</w:t>
-      </w:r>
-    </w:p>
-    <w:p>
-      <w:pPr>
-        <w:spacing w:after="160" w:line="380"/>
-        <w:ind w:firstLine="480"/>
-      </w:pPr>
-      <w:r>
-        <w:rPr>
-          <w:rFonts w:ascii="SimSun" w:cs="SimSun" w:eastAsia="SimSun" w:hAnsi="SimSun"/>
-          <w:sz w:val="24"/>
-          <w:szCs w:val="24"/>
-        </w:rPr>
-        <w:t xml:space="preserve">那怎么判断可数还是不可数？</w:t>
-      </w:r>
-    </w:p>
-    <w:p>
-      <w:pPr>
-        <w:spacing w:after="160" w:line="380"/>
-        <w:ind w:firstLine="480"/>
-      </w:pPr>
-      <w:r>
-        <w:rPr>
-          <w:rFonts w:ascii="SimSun" w:cs="SimSun" w:eastAsia="SimSun" w:hAnsi="SimSun"/>
-          <w:sz w:val="24"/>
-          <w:szCs w:val="24"/>
-        </w:rPr>
-        <w:t xml:space="preserve">我给你一个特别直观的办法：看它能不能一个一个拿出来数。</w:t>
-      </w:r>
-    </w:p>
-    <w:p>
-      <w:pPr>
-        <w:spacing w:after="160" w:line="380"/>
-        <w:ind w:firstLine="480"/>
-      </w:pPr>
-      <w:r>
-        <w:rPr>
-          <w:rFonts w:ascii="SimSun" w:cs="SimSun" w:eastAsia="SimSun" w:hAnsi="SimSun"/>
-          <w:sz w:val="24"/>
-          <w:szCs w:val="24"/>
-        </w:rPr>
-        <w:t xml:space="preserve">你想想，苹果能不能一个一个拿出来？能。一个苹果、两个苹果、三个苹果。所以 apple 可数。</w:t>
+        <w:t xml:space="preserve">你看啊，三件事全靠它。所以这一条判断错了，后面全错。</w:t>
+      </w:r>
+    </w:p>
+    <w:p>
+      <w:pPr>
+        <w:spacing w:after="160" w:line="380"/>
+        <w:ind w:firstLine="480"/>
+      </w:pPr>
+      <w:r>
+        <w:rPr>
+          <w:rFonts w:ascii="SimSun" w:cs="SimSun" w:eastAsia="SimSun" w:hAnsi="SimSun"/>
+          <w:sz w:val="24"/>
+          <w:szCs w:val="24"/>
+        </w:rPr>
+        <w:t xml:space="preserve">那怎么判断可数还是不可数呢？</w:t>
+      </w:r>
+    </w:p>
+    <w:p>
+      <w:pPr>
+        <w:spacing w:after="160" w:line="380"/>
+        <w:ind w:firstLine="480"/>
+      </w:pPr>
+      <w:r>
+        <w:rPr>
+          <w:rFonts w:ascii="SimSun" w:cs="SimSun" w:eastAsia="SimSun" w:hAnsi="SimSun"/>
+          <w:sz w:val="24"/>
+          <w:szCs w:val="24"/>
+        </w:rPr>
+        <w:t xml:space="preserve">我跟你说，我跟你说，我给你一个特别直观的办法：看它能不能一个一个拿出来数。</w:t>
+      </w:r>
+    </w:p>
+    <w:p>
+      <w:pPr>
+        <w:spacing w:after="160" w:line="380"/>
+        <w:ind w:firstLine="480"/>
+      </w:pPr>
+      <w:r>
+        <w:rPr>
+          <w:rFonts w:ascii="SimSun" w:cs="SimSun" w:eastAsia="SimSun" w:hAnsi="SimSun"/>
+          <w:sz w:val="24"/>
+          <w:szCs w:val="24"/>
+        </w:rPr>
+        <w:t xml:space="preserve">你想想啊，苹果能不能一个一个拿出来？能。一个苹果、两个苹果、三个苹果。所以 apple 可数。</w:t>
       </w:r>
     </w:p>
     <w:p>
@@ -1624,7 +1638,7 @@
           <w:sz w:val="24"/>
           <w:szCs w:val="24"/>
         </w:rPr>
-        <w:t xml:space="preserve">你注意，它关心的是「面包」这种物质，不是「一个面包」这个个体。</w:t>
+        <w:t xml:space="preserve">你注意啊，它关心的是「面包」这种物质，不是「一个面包」这个个体。</w:t>
       </w:r>
     </w:p>
     <w:p>
@@ -1652,7 +1666,7 @@
           <w:sz w:val="24"/>
           <w:szCs w:val="24"/>
         </w:rPr>
-        <w:t xml:space="preserve">那哪些名词是不可数的？我给你分四类，你记这四类就够了。</w:t>
+        <w:t xml:space="preserve">那哪些名词是不可数的？我跟你说，我跟你说，我给你分四类，你记这四类就够了。</w:t>
       </w:r>
     </w:p>
     <w:p>
@@ -1932,21 +1946,21 @@
           <w:sz w:val="24"/>
           <w:szCs w:val="24"/>
         </w:rPr>
-        <w:t xml:space="preserve">第二个是 work。工作不可数。可你要说「作品」，那是 works，可数。这是两个意思，你别混。</w:t>
-      </w:r>
-    </w:p>
-    <w:p>
-      <w:pPr>
-        <w:spacing w:after="160" w:line="380"/>
-        <w:ind w:firstLine="480"/>
-      </w:pPr>
-      <w:r>
-        <w:rPr>
-          <w:rFonts w:ascii="SimSun" w:cs="SimSun" w:eastAsia="SimSun" w:hAnsi="SimSun"/>
-          <w:sz w:val="24"/>
-          <w:szCs w:val="24"/>
-        </w:rPr>
-        <w:t xml:space="preserve">那不可数名词想表示数量怎么办？</w:t>
+        <w:t xml:space="preserve">第二个是 work。工作不可数。可你要说「作品」，那是 works，可数。这是两个意思，你可别混了啊。</w:t>
+      </w:r>
+    </w:p>
+    <w:p>
+      <w:pPr>
+        <w:spacing w:after="160" w:line="380"/>
+        <w:ind w:firstLine="480"/>
+      </w:pPr>
+      <w:r>
+        <w:rPr>
+          <w:rFonts w:ascii="SimSun" w:cs="SimSun" w:eastAsia="SimSun" w:hAnsi="SimSun"/>
+          <w:sz w:val="24"/>
+          <w:szCs w:val="24"/>
+        </w:rPr>
+        <w:t xml:space="preserve">那不可数名词想表示数量怎么办呢？</w:t>
       </w:r>
     </w:p>
     <w:p>
@@ -2198,7 +2212,7 @@
           <w:sz w:val="24"/>
           <w:szCs w:val="24"/>
         </w:rPr>
-        <w:t xml:space="preserve">方法都给你了。我们拿两道例题练练手。</w:t>
+        <w:t xml:space="preserve">方法都给你了。顺带说一句，这几条你现在觉得多，练两遍就成本能了。我们拿两道例题练练手。</w:t>
       </w:r>
     </w:p>
     <w:p>
@@ -2524,7 +2538,7 @@
           <w:sz w:val="24"/>
           <w:szCs w:val="24"/>
         </w:rPr>
-        <w:t xml:space="preserve">两道例题做完了。今天的东西我给你压一压，五句话拿走。</w:t>
+        <w:t xml:space="preserve">两道例题做完了。今天的东西我跟你说，我给你压一压，五句话拿走。</w:t>
       </w:r>
     </w:p>
     <w:p>
@@ -2552,7 +2566,7 @@
           <w:sz w:val="24"/>
           <w:szCs w:val="24"/>
         </w:rPr>
-        <w:t xml:space="preserve">你记住，这一条决定三件事：加不加 s、加不加 a、谓语用单数还是复数。</w:t>
+        <w:t xml:space="preserve">你记住啊，这一条决定三件事：加不加 s、加不加 a、谓语用单数还是复数。</w:t>
       </w:r>
     </w:p>
     <w:p>
@@ -2664,7 +2678,7 @@
           <w:sz w:val="24"/>
           <w:szCs w:val="24"/>
         </w:rPr>
-        <w:t xml:space="preserve">道理讲完了。接下来轮到你动手。</w:t>
+        <w:t xml:space="preserve">道理讲完了。对了，我再多说一句——上面这些你要是一遍记不住，别硬背，回头把题再做一遍，做熟了自然就记住了。接下来轮到你动手。</w:t>
       </w:r>
     </w:p>
     <w:p>
@@ -2679,6 +2693,20 @@
           <w:szCs w:val="24"/>
         </w:rPr>
         <w:t xml:space="preserve">下面六道随堂练习。每道先自己做，做完再听。</w:t>
+      </w:r>
+    </w:p>
+    <w:p>
+      <w:pPr>
+        <w:spacing w:after="160" w:line="380"/>
+        <w:ind w:firstLine="480"/>
+      </w:pPr>
+      <w:r>
+        <w:rPr>
+          <w:rFonts w:ascii="SimSun" w:cs="SimSun" w:eastAsia="SimSun" w:hAnsi="SimSun"/>
+          <w:sz w:val="24"/>
+          <w:szCs w:val="24"/>
+        </w:rPr>
+        <w:t xml:space="preserve">我插一句啊，这一块要是听得有点晕，你先往下走，做完题回头再听一遍。</w:t>
       </w:r>
     </w:p>
     <w:p>
@@ -3699,7 +3727,7 @@
           <w:sz w:val="24"/>
           <w:szCs w:val="24"/>
         </w:rPr>
-        <w:t xml:space="preserve">这两个词都在我给你的必背十二词里，你回头再核一遍那份清单。</w:t>
+        <w:t xml:space="preserve">这两个词都在我跟你说，我给你的必背十二词里，你回头再核一遍那份清单。</w:t>
       </w:r>
     </w:p>
     <w:p>

--- a/docs/Level1/高中英语语法切片-Level1-第08课-名词分类与可数不可数.docx
+++ b/docs/Level1/高中英语语法切片-Level1-第08课-名词分类与可数不可数.docx
@@ -297,6 +297,20 @@
           <w:sz w:val="24"/>
           <w:szCs w:val="24"/>
         </w:rPr>
+        <w:t xml:space="preserve">我猜有人已经写完了，可答案不一定对。</w:t>
+      </w:r>
+    </w:p>
+    <w:p>
+      <w:pPr>
+        <w:spacing w:after="160" w:line="380"/>
+        <w:ind w:firstLine="480"/>
+      </w:pPr>
+      <w:r>
+        <w:rPr>
+          <w:rFonts w:ascii="SimSun" w:cs="SimSun" w:eastAsia="SimSun" w:hAnsi="SimSun"/>
+          <w:sz w:val="24"/>
+          <w:szCs w:val="24"/>
+        </w:rPr>
         <w:t xml:space="preserve">先自己写，写完我们对答案。</w:t>
       </w:r>
     </w:p>
@@ -481,6 +495,20 @@
           <w:sz w:val="24"/>
           <w:szCs w:val="24"/>
         </w:rPr>
+        <w:t xml:space="preserve">这道题很多同学会栽，你注意听。</w:t>
+      </w:r>
+    </w:p>
+    <w:p>
+      <w:pPr>
+        <w:spacing w:after="160" w:line="380"/>
+        <w:ind w:firstLine="480"/>
+      </w:pPr>
+      <w:r>
+        <w:rPr>
+          <w:rFonts w:ascii="SimSun" w:cs="SimSun" w:eastAsia="SimSun" w:hAnsi="SimSun"/>
+          <w:sz w:val="24"/>
+          <w:szCs w:val="24"/>
+        </w:rPr>
         <w:t xml:space="preserve">先自己动笔，写完对答案。</w:t>
       </w:r>
     </w:p>
@@ -680,6 +708,20 @@
           <w:sz w:val="24"/>
           <w:szCs w:val="24"/>
         </w:rPr>
+        <w:t xml:space="preserve">我知道有人第一反应是直接填进去。先别急。</w:t>
+      </w:r>
+    </w:p>
+    <w:p>
+      <w:pPr>
+        <w:spacing w:after="160" w:line="380"/>
+        <w:ind w:firstLine="480"/>
+      </w:pPr>
+      <w:r>
+        <w:rPr>
+          <w:rFonts w:ascii="SimSun" w:cs="SimSun" w:eastAsia="SimSun" w:hAnsi="SimSun"/>
+          <w:sz w:val="24"/>
+          <w:szCs w:val="24"/>
+        </w:rPr>
         <w:t xml:space="preserve">选择题，你先圈一个。</w:t>
       </w:r>
     </w:p>
@@ -2017,6 +2059,20 @@
           <w:szCs w:val="24"/>
         </w:rPr>
         <w:t xml:space="preserve">还有 a cup of tea，一杯茶；a bottle of milk，一瓶牛奶；a bag of rice，一袋米。</w:t>
+      </w:r>
+    </w:p>
+    <w:p>
+      <w:pPr>
+        <w:spacing w:after="160" w:line="380"/>
+        <w:ind w:firstLine="480"/>
+      </w:pPr>
+      <w:r>
+        <w:rPr>
+          <w:rFonts w:ascii="SimSun" w:cs="SimSun" w:eastAsia="SimSun" w:hAnsi="SimSun"/>
+          <w:sz w:val="24"/>
+          <w:szCs w:val="24"/>
+        </w:rPr>
+        <w:t xml:space="preserve">我猜有人已经准备把 s 加在名词上了。先别动手。</w:t>
       </w:r>
     </w:p>
     <w:p>

--- a/docs/Level1/高中英语语法切片-Level1-第08课-名词分类与可数不可数.docx
+++ b/docs/Level1/高中英语语法切片-Level1-第08课-名词分类与可数不可数.docx
@@ -127,7 +127,7 @@
           <w:sz w:val="24"/>
           <w:szCs w:val="24"/>
         </w:rPr>
-        <w:t xml:space="preserve">我跟你说，我给你说个数你就明白了。</w:t>
+        <w:t xml:space="preserve">我们来看说个数你就明白了。</w:t>
       </w:r>
     </w:p>
     <w:p>
@@ -409,7 +409,7 @@
           <w:sz w:val="24"/>
           <w:szCs w:val="24"/>
         </w:rPr>
-        <w:t xml:space="preserve">不可数名词有两条铁规矩：不加 s，前面不加 a 或 an。</w:t>
+        <w:t xml:space="preserve">说白了，不可数名词有两条铁规矩：不加 s，前面不加 a 或 an。</w:t>
       </w:r>
     </w:p>
     <w:p>
@@ -1582,7 +1582,7 @@
           <w:sz w:val="24"/>
           <w:szCs w:val="24"/>
         </w:rPr>
-        <w:t xml:space="preserve">我跟你说，我跟你说，我给你一个特别直观的办法：看它能不能一个一个拿出来数。</w:t>
+        <w:t xml:space="preserve">我们们来看一个特别直观的办法：看它能不能一个一个拿出来数。</w:t>
       </w:r>
     </w:p>
     <w:p>
@@ -1708,7 +1708,7 @@
           <w:sz w:val="24"/>
           <w:szCs w:val="24"/>
         </w:rPr>
-        <w:t xml:space="preserve">那哪些名词是不可数的？我跟你说，我跟你说，我给你分四类，你记这四类就够了。</w:t>
+        <w:t xml:space="preserve">那哪些名词是不可数的？我们们来看分四类，你记这四类就够了。</w:t>
       </w:r>
     </w:p>
     <w:p>
@@ -1792,7 +1792,7 @@
           <w:sz w:val="24"/>
           <w:szCs w:val="24"/>
         </w:rPr>
-        <w:t xml:space="preserve">这一类你摸不着，自然也数不了。</w:t>
+        <w:t xml:space="preserve">这一类你摸不着，自然也数不了，对不对。</w:t>
       </w:r>
     </w:p>
     <w:p>
@@ -1960,7 +1960,7 @@
           <w:sz w:val="24"/>
           <w:szCs w:val="24"/>
         </w:rPr>
-        <w:t xml:space="preserve">我特别提醒你两个。</w:t>
+        <w:t xml:space="preserve">这里有一点要单独说两个。</w:t>
       </w:r>
     </w:p>
     <w:p>
@@ -2016,7 +2016,7 @@
           <w:sz w:val="24"/>
           <w:szCs w:val="24"/>
         </w:rPr>
-        <w:t xml:space="preserve">借单位。这个结构叫「量词短语」，格式是：数词 + 单位 + of + 不可数名词。</w:t>
+        <w:t xml:space="preserve">说白了就是借个单位。这个结构叫「量词短语」，格式是：数词 + 单位 + of + 不可数名词。</w:t>
       </w:r>
     </w:p>
     <w:p>
@@ -2594,7 +2594,7 @@
           <w:sz w:val="24"/>
           <w:szCs w:val="24"/>
         </w:rPr>
-        <w:t xml:space="preserve">两道例题做完了。今天的东西我跟你说，我给你压一压，五句话拿走。</w:t>
+        <w:t xml:space="preserve">两道例题做完了。今天的东西我们来看压一压，五句话拿走。</w:t>
       </w:r>
     </w:p>
     <w:p>
@@ -3783,7 +3783,7 @@
           <w:sz w:val="24"/>
           <w:szCs w:val="24"/>
         </w:rPr>
-        <w:t xml:space="preserve">这两个词都在我跟你说，我给你的必背十二词里，你回头再核一遍那份清单。</w:t>
+        <w:t xml:space="preserve">这两个词都在我们来看的必背十二词里，你回头再核一遍那份清单。</w:t>
       </w:r>
     </w:p>
     <w:p>

--- a/docs/Level1/高中英语语法切片-Level1-第08课-名词分类与可数不可数.docx
+++ b/docs/Level1/高中英语语法切片-Level1-第08课-名词分类与可数不可数.docx
@@ -1498,35 +1498,35 @@
           <w:sz w:val="24"/>
           <w:szCs w:val="24"/>
         </w:rPr>
-        <w:t xml:space="preserve">第一，这个名词能不能加 s。</w:t>
-      </w:r>
-    </w:p>
-    <w:p>
-      <w:pPr>
-        <w:spacing w:after="160" w:line="380"/>
-        <w:ind w:firstLine="480"/>
-      </w:pPr>
-      <w:r>
-        <w:rPr>
-          <w:rFonts w:ascii="SimSun" w:cs="SimSun" w:eastAsia="SimSun" w:hAnsi="SimSun"/>
-          <w:sz w:val="24"/>
-          <w:szCs w:val="24"/>
-        </w:rPr>
-        <w:t xml:space="preserve">第二，前面能不能加 a 或者 an。</w:t>
-      </w:r>
-    </w:p>
-    <w:p>
-      <w:pPr>
-        <w:spacing w:after="160" w:line="380"/>
-        <w:ind w:firstLine="480"/>
-      </w:pPr>
-      <w:r>
-        <w:rPr>
-          <w:rFonts w:ascii="SimSun" w:cs="SimSun" w:eastAsia="SimSun" w:hAnsi="SimSun"/>
-          <w:sz w:val="24"/>
-          <w:szCs w:val="24"/>
-        </w:rPr>
-        <w:t xml:space="preserve">第三，谓语动词用单数还是复数。</w:t>
+        <w:t xml:space="preserve">它决定这个名词能不能加 s。</w:t>
+      </w:r>
+    </w:p>
+    <w:p>
+      <w:pPr>
+        <w:spacing w:after="160" w:line="380"/>
+        <w:ind w:firstLine="480"/>
+      </w:pPr>
+      <w:r>
+        <w:rPr>
+          <w:rFonts w:ascii="SimSun" w:cs="SimSun" w:eastAsia="SimSun" w:hAnsi="SimSun"/>
+          <w:sz w:val="24"/>
+          <w:szCs w:val="24"/>
+        </w:rPr>
+        <w:t xml:space="preserve">也决定前面能不能加 a 或者 an。</w:t>
+      </w:r>
+    </w:p>
+    <w:p>
+      <w:pPr>
+        <w:spacing w:after="160" w:line="380"/>
+        <w:ind w:firstLine="480"/>
+      </w:pPr>
+      <w:r>
+        <w:rPr>
+          <w:rFonts w:ascii="SimSun" w:cs="SimSun" w:eastAsia="SimSun" w:hAnsi="SimSun"/>
+          <w:sz w:val="24"/>
+          <w:szCs w:val="24"/>
+        </w:rPr>
+        <w:t xml:space="preserve">还决定谓语动词用单数还是复数。</w:t>
       </w:r>
     </w:p>
     <w:p>

--- a/docs/Level1/高中英语语法切片-Level1-第08课-名词分类与可数不可数.docx
+++ b/docs/Level1/高中英语语法切片-Level1-第08课-名词分类与可数不可数.docx
@@ -3937,35 +3937,35 @@
           <w:sz w:val="24"/>
           <w:szCs w:val="24"/>
         </w:rPr>
-        <w:t xml:space="preserve">第一，看到 advice、information、news、knowledge、progress 这几个词，立刻反应：不加 s，不加 a。</w:t>
-      </w:r>
-    </w:p>
-    <w:p>
-      <w:pPr>
-        <w:spacing w:after="160" w:line="380"/>
-        <w:ind w:firstLine="480"/>
-      </w:pPr>
-      <w:r>
-        <w:rPr>
-          <w:rFonts w:ascii="SimSun" w:cs="SimSun" w:eastAsia="SimSun" w:hAnsi="SimSun"/>
-          <w:sz w:val="24"/>
-          <w:szCs w:val="24"/>
-        </w:rPr>
-        <w:t xml:space="preserve">第二，看到 many 和 much，先想后面那个名词可不可数。many 配可数复数，much 配不可数。</w:t>
-      </w:r>
-    </w:p>
-    <w:p>
-      <w:pPr>
-        <w:spacing w:after="160" w:line="380"/>
-        <w:ind w:firstLine="480"/>
-      </w:pPr>
-      <w:r>
-        <w:rPr>
-          <w:rFonts w:ascii="SimSun" w:cs="SimSun" w:eastAsia="SimSun" w:hAnsi="SimSun"/>
-          <w:sz w:val="24"/>
-          <w:szCs w:val="24"/>
-        </w:rPr>
-        <w:t xml:space="preserve">第三，看到 paper、glass、room、time、chicken，先看语境定意思，再定可数性。</w:t>
+        <w:t xml:space="preserve">头一件，看到 advice、information、news、knowledge、progress 这几个词，立刻反应：不加 s，不加 a。</w:t>
+      </w:r>
+    </w:p>
+    <w:p>
+      <w:pPr>
+        <w:spacing w:after="160" w:line="380"/>
+        <w:ind w:firstLine="480"/>
+      </w:pPr>
+      <w:r>
+        <w:rPr>
+          <w:rFonts w:ascii="SimSun" w:cs="SimSun" w:eastAsia="SimSun" w:hAnsi="SimSun"/>
+          <w:sz w:val="24"/>
+          <w:szCs w:val="24"/>
+        </w:rPr>
+        <w:t xml:space="preserve">再一个，看到 many 和 much，先想后面那个名词可不可数。many 配可数复数，much 配不可数。</w:t>
+      </w:r>
+    </w:p>
+    <w:p>
+      <w:pPr>
+        <w:spacing w:after="160" w:line="380"/>
+        <w:ind w:firstLine="480"/>
+      </w:pPr>
+      <w:r>
+        <w:rPr>
+          <w:rFonts w:ascii="SimSun" w:cs="SimSun" w:eastAsia="SimSun" w:hAnsi="SimSun"/>
+          <w:sz w:val="24"/>
+          <w:szCs w:val="24"/>
+        </w:rPr>
+        <w:t xml:space="preserve">还有一件，看到 paper、glass、room、time、chicken，先看语境定意思，再定可数性。</w:t>
       </w:r>
     </w:p>
     <w:p>

--- a/docs/Level1/高中英语语法切片-Level1-第08课-名词分类与可数不可数.docx
+++ b/docs/Level1/高中英语语法切片-Level1-第08课-名词分类与可数不可数.docx
@@ -197,7 +197,7 @@
           <w:sz w:val="24"/>
           <w:szCs w:val="24"/>
         </w:rPr>
-        <w:t xml:space="preserve">这一步为什么重要？因为第三课我们钉死过一条——宾语只收名词性成分。名词用错了形式，那个位置就站不住。</w:t>
+        <w:t xml:space="preserve">这一步为什么重要？因为第三课我们讲清楚过一条——宾语只收名词性成分。名词用错了形式，那个位置就站不住。</w:t>
       </w:r>
     </w:p>
     <w:p>
